--- a/referencias.docx
+++ b/referencias.docx
@@ -16,7 +16,7 @@
           <w:color w:val="000000"/>
           <w:sz w:val="28"/>
           <w:szCs w:val="28"/>
-          <w:shd w:fill="auto" w:val="clear"/>
+          <w:shd w:fill="FFFF00" w:val="clear"/>
           <w:lang w:val="en-GB"/>
         </w:rPr>
         <w:t xml:space="preserve">Alcorn, </w:t>
@@ -27,7 +27,7 @@
           <w:color w:val="000000"/>
           <w:sz w:val="28"/>
           <w:szCs w:val="28"/>
-          <w:shd w:fill="auto" w:val="clear"/>
+          <w:shd w:fill="FFFF00" w:val="clear"/>
           <w:lang w:val="es-AR"/>
         </w:rPr>
         <w:t xml:space="preserve">Noeline </w:t>
@@ -38,10 +38,21 @@
           <w:color w:val="000000"/>
           <w:sz w:val="28"/>
           <w:szCs w:val="28"/>
-          <w:shd w:fill="auto" w:val="clear"/>
+          <w:shd w:fill="FFFF00" w:val="clear"/>
           <w:lang w:val="en-GB"/>
         </w:rPr>
-        <w:t xml:space="preserve">(2020). One hundred years of educational research in New Zealand: Landmarks and directions. Waikato Journal of Education, 25(1), 7–16. </w:t>
+        <w:t xml:space="preserve">(2020). One hundred years of educational research in New Zealand: Landmarks and directions. Waikato Journal of Education, 25(1), 7–16.  </w:t>
+      </w:r>
+      <w:r>
+        <w:rPr>
+          <w:rFonts w:eastAsia="Arial" w:cs="Arial" w:ascii="Times New Roman" w:hAnsi="Times New Roman"/>
+          <w:color w:val="000000"/>
+          <w:sz w:val="28"/>
+          <w:szCs w:val="28"/>
+          <w:shd w:fill="FFFF00" w:val="clear"/>
+          <w:lang w:val="en-GB"/>
+        </w:rPr>
+        <w:t xml:space="preserve">DOI: </w:t>
       </w:r>
       <w:hyperlink r:id="rId2" w:tgtFrame="https://doi.org/10.15663/wje.v25i0.776">
         <w:r>
@@ -51,10 +62,10 @@
             <w:color w:val="000000"/>
             <w:sz w:val="28"/>
             <w:szCs w:val="28"/>
-            <w:shd w:fill="auto" w:val="clear"/>
+            <w:shd w:fill="FFFF00" w:val="clear"/>
             <w:lang w:val="en-GB"/>
           </w:rPr>
-          <w:t>https://doi.org/10.15663/wje.v25i0.776</w:t>
+          <w:t>10.15663/wje.v25i0.776</w:t>
         </w:r>
       </w:hyperlink>
       <w:r>
@@ -63,7 +74,7 @@
           <w:color w:val="000000"/>
           <w:sz w:val="28"/>
           <w:szCs w:val="28"/>
-          <w:shd w:fill="auto" w:val="clear"/>
+          <w:shd w:fill="FFFF00" w:val="clear"/>
         </w:rPr>
         <w:t>.</w:t>
       </w:r>
@@ -246,7 +257,7 @@
           <w:shd w:fill="auto" w:val="clear"/>
           <w:lang w:val="en-GB"/>
         </w:rPr>
-        <w:t xml:space="preserve">BERA (2023a) Education. The State of the Discipline. An exploration of existing statistical data relating to staff equality in UK higher education. </w:t>
+        <w:t xml:space="preserve">BERA (2023) Education. The State of the Discipline. An exploration of existing statistical data relating to staff equality in UK higher education. </w:t>
       </w:r>
       <w:hyperlink r:id="rId4" w:tgtFrame="https://www.bera.ac.uk/publication/education-the-state-of-the-discipline-staff-equality">
         <w:r>
@@ -290,7 +301,29 @@
           <w:shd w:fill="auto" w:val="clear"/>
           <w:lang w:val="en-GB"/>
         </w:rPr>
-        <w:t>BERA (2023b) Education: The State of the Discipline. Survey of education researchers A survey of education researchers’ work, experiences and identities.</w:t>
+        <w:t>BERA (2023</w:t>
+      </w:r>
+      <w:r>
+        <w:rPr>
+          <w:rFonts w:eastAsia="Arial" w:cs="Arial" w:ascii="Times New Roman" w:hAnsi="Times New Roman"/>
+          <w:color w:val="000000"/>
+          <w:sz w:val="28"/>
+          <w:szCs w:val="28"/>
+          <w:shd w:fill="auto" w:val="clear"/>
+          <w:lang w:val="en-GB"/>
+        </w:rPr>
+        <w:t>a</w:t>
+      </w:r>
+      <w:r>
+        <w:rPr>
+          <w:rFonts w:eastAsia="Arial" w:cs="Arial" w:ascii="Times New Roman" w:hAnsi="Times New Roman"/>
+          <w:color w:val="000000"/>
+          <w:sz w:val="28"/>
+          <w:szCs w:val="28"/>
+          <w:shd w:fill="auto" w:val="clear"/>
+          <w:lang w:val="en-GB"/>
+        </w:rPr>
+        <w:t>) Education: The State of the Discipline. Survey of education researchers A survey of education researchers’ work, experiences and identities.</w:t>
       </w:r>
       <w:r>
         <w:rPr>
@@ -335,7 +368,29 @@
           <w:shd w:fill="auto" w:val="clear"/>
           <w:lang w:val="en-GB"/>
         </w:rPr>
-        <w:t xml:space="preserve">BERA (2023c) Education: The State of the Discipline. High-impact educational research. </w:t>
+        <w:t>BERA (2023</w:t>
+      </w:r>
+      <w:r>
+        <w:rPr>
+          <w:rFonts w:eastAsia="Arial" w:cs="Arial" w:ascii="Times New Roman" w:hAnsi="Times New Roman"/>
+          <w:color w:val="000000"/>
+          <w:sz w:val="28"/>
+          <w:szCs w:val="28"/>
+          <w:shd w:fill="auto" w:val="clear"/>
+          <w:lang w:val="en-GB"/>
+        </w:rPr>
+        <w:t>b</w:t>
+      </w:r>
+      <w:r>
+        <w:rPr>
+          <w:rFonts w:eastAsia="Arial" w:cs="Arial" w:ascii="Times New Roman" w:hAnsi="Times New Roman"/>
+          <w:color w:val="000000"/>
+          <w:sz w:val="28"/>
+          <w:szCs w:val="28"/>
+          <w:shd w:fill="auto" w:val="clear"/>
+          <w:lang w:val="en-GB"/>
+        </w:rPr>
+        <w:t xml:space="preserve">) Education: The State of the Discipline. High-impact educational research. </w:t>
       </w:r>
       <w:hyperlink r:id="rId6" w:tgtFrame="https://www.bera.ac.uk/publication/education-the-state-of-the-discipline-high-impact-educational-research">
         <w:r>
@@ -370,7 +425,29 @@
           <w:shd w:fill="auto" w:val="clear"/>
           <w:lang w:val="en-GB"/>
         </w:rPr>
-        <w:t xml:space="preserve">BERA (2023d) Education: The State of the Discipline. The progress of Education An analysis of data from the Research Excellence Framework. </w:t>
+        <w:t>BERA (2023</w:t>
+      </w:r>
+      <w:r>
+        <w:rPr>
+          <w:rFonts w:eastAsia="Arial" w:cs="Arial" w:ascii="Times New Roman" w:hAnsi="Times New Roman"/>
+          <w:color w:val="000000"/>
+          <w:sz w:val="28"/>
+          <w:szCs w:val="28"/>
+          <w:shd w:fill="auto" w:val="clear"/>
+          <w:lang w:val="en-GB"/>
+        </w:rPr>
+        <w:t>c</w:t>
+      </w:r>
+      <w:r>
+        <w:rPr>
+          <w:rFonts w:eastAsia="Arial" w:cs="Arial" w:ascii="Times New Roman" w:hAnsi="Times New Roman"/>
+          <w:color w:val="000000"/>
+          <w:sz w:val="28"/>
+          <w:szCs w:val="28"/>
+          <w:shd w:fill="auto" w:val="clear"/>
+          <w:lang w:val="en-GB"/>
+        </w:rPr>
+        <w:t xml:space="preserve">) Education: The State of the Discipline. The progress of Education An analysis of data from the Research Excellence Framework. </w:t>
       </w:r>
       <w:hyperlink r:id="rId7" w:tgtFrame="https://www.bera.ac.uk/publication/education-the-state-of-the-discipline-progress-of-education">
         <w:r>
@@ -627,7 +704,7 @@
       <w:hyperlink r:id="rId9" w:tgtFrame="https://www.aare.edu.au/assets/documents/AARE-WorkingParty_Report-4Wed-June24-2020.pdf">
         <w:r>
           <w:rPr>
-            <w:rStyle w:val="ListLabel5"/>
+            <w:rStyle w:val="ListLabel2"/>
             <w:rFonts w:eastAsia="Arial" w:cs="Arial" w:ascii="Times New Roman" w:hAnsi="Times New Roman"/>
             <w:color w:val="000000"/>
             <w:sz w:val="28"/>
@@ -695,7 +772,7 @@
       <w:hyperlink r:id="rId10" w:tgtFrame="http://dx.doi.org/10.1787/9789264255364-en">
         <w:r>
           <w:rPr>
-            <w:rStyle w:val="ListLabel6"/>
+            <w:rStyle w:val="ListLabel4"/>
             <w:rFonts w:eastAsia="Arial" w:cs="Arial" w:ascii="Times New Roman" w:hAnsi="Times New Roman"/>
             <w:color w:val="000000"/>
             <w:sz w:val="28"/>
@@ -743,7 +820,7 @@
       <w:hyperlink r:id="rId11" w:tgtFrame="https://www.gov.br/mcti/pt-br/centrais-de-conteudo/publicacoes-mcti/diagnostico-das-ciencias-humanas-sociais-aplicadas-linguistica-letras-e-artes-chssalla-no-brasil/cgee-2020-chssalla.pdf">
         <w:r>
           <w:rPr>
-            <w:rStyle w:val="ListLabel7"/>
+            <w:rStyle w:val="ListLabel4"/>
             <w:rFonts w:eastAsia="Arial" w:cs="Arial" w:ascii="Times New Roman" w:hAnsi="Times New Roman"/>
             <w:color w:val="000000"/>
             <w:sz w:val="28"/>
@@ -1470,7 +1547,7 @@
       <w:hyperlink r:id="rId14" w:tgtFrame="https://www.redalyc.org/articulo.oa?id=27503602">
         <w:r>
           <w:rPr>
-            <w:rStyle w:val="ListLabel8"/>
+            <w:rStyle w:val="ListLabel5"/>
             <w:rFonts w:eastAsia="Arial" w:cs="Arial" w:ascii="Times New Roman" w:hAnsi="Times New Roman"/>
             <w:color w:val="000000"/>
             <w:sz w:val="28"/>
@@ -1717,27 +1794,7 @@
           <w:szCs w:val="28"/>
           <w:shd w:fill="auto" w:val="clear"/>
         </w:rPr>
-        <w:t>Tedesco, Juan Carlos (1986) Los paradigmas de la investigación educativa. Documento de Trabajo Nro. 38, Julio. FLACSO-Chile.</w:t>
-      </w:r>
-      <w:r>
-        <w:rPr>
-          <w:rFonts w:eastAsia="Arial" w:cs="Arial" w:ascii="Times New Roman" w:hAnsi="Times New Roman"/>
-          <w:color w:val="000000"/>
-          <w:sz w:val="28"/>
-          <w:szCs w:val="28"/>
-          <w:shd w:fill="auto" w:val="clear"/>
-        </w:rPr>
-        <w:t xml:space="preserve"> </w:t>
-      </w:r>
-      <w:r>
-        <w:rPr>
-          <w:rFonts w:eastAsia="Arial" w:cs="Arial" w:ascii="Times New Roman" w:hAnsi="Times New Roman"/>
-          <w:color w:val="000000"/>
-          <w:sz w:val="28"/>
-          <w:szCs w:val="28"/>
-          <w:shd w:fill="auto" w:val="clear"/>
-        </w:rPr>
-        <w:t>(reeditado el mismo año en Revista Colombiana de Educación Nro.18 y como capítulo del libro El debate educativo. Calidad y Democracia, GEL en 1987).</w:t>
+        <w:t>Tedesco, Juan Carlos (1986) Los paradigmas de la investigación educativa. Documento de Trabajo Nro. 38, Julio. FLACSO-Chile. (reeditado el mismo año en Revista Colombiana de Educación Nro.18 y como capítulo del libro El debate educativo. Calidad y Democracia, GEL en 1987).</w:t>
       </w:r>
     </w:p>
     <w:p>
@@ -3143,33 +3200,7 @@
           <w:shd w:fill="auto" w:val="clear"/>
           <w:lang w:val="es-AR"/>
         </w:rPr>
-        <w:t>Revista</w:t>
-      </w:r>
-      <w:r>
-        <w:rPr>
-          <w:rFonts w:cs="Arial" w:ascii="Times New Roman" w:hAnsi="Times New Roman"/>
-          <w:i/>
-          <w:iCs/>
-          <w:color w:val="000000"/>
-          <w:sz w:val="28"/>
-          <w:szCs w:val="28"/>
-          <w:shd w:fill="auto" w:val="clear"/>
-          <w:lang w:val="es-AR"/>
-        </w:rPr>
-        <w:t xml:space="preserve"> </w:t>
-      </w:r>
-      <w:r>
-        <w:rPr>
-          <w:rFonts w:cs="Arial" w:ascii="Times New Roman" w:hAnsi="Times New Roman"/>
-          <w:i/>
-          <w:iCs/>
-          <w:color w:val="000000"/>
-          <w:sz w:val="28"/>
-          <w:szCs w:val="28"/>
-          <w:shd w:fill="auto" w:val="clear"/>
-          <w:lang w:val="es-AR"/>
-        </w:rPr>
-        <w:t>Latinoamericana de Economía y Sociedad Digital</w:t>
+        <w:t>Revista Latinoamericana de Economía y Sociedad Digital</w:t>
       </w:r>
       <w:r>
         <w:rPr>
@@ -6602,17 +6633,7 @@
           <w:szCs w:val="28"/>
           <w:shd w:fill="auto" w:val="clear"/>
         </w:rPr>
-        <w:t>(41), 63–73.</w:t>
-      </w:r>
-      <w:r>
-        <w:rPr>
-          <w:rFonts w:eastAsia="Times New Roman" w:cs="Arial" w:ascii="Times New Roman" w:hAnsi="Times New Roman"/>
-          <w:color w:val="000000"/>
-          <w:sz w:val="28"/>
-          <w:szCs w:val="28"/>
-          <w:shd w:fill="auto" w:val="clear"/>
-        </w:rPr>
-        <w:t xml:space="preserve"> </w:t>
+        <w:t xml:space="preserve">(41), 63–73. </w:t>
       </w:r>
       <w:r>
         <w:rPr>
@@ -12182,27 +12203,7 @@
           <w:szCs w:val="28"/>
           <w:shd w:fill="auto" w:val="clear"/>
         </w:rPr>
-        <w:t>Ziegler, Sandra, &amp; Nobile, Mariana (2012). Personalización y escuela</w:t>
-      </w:r>
-      <w:r>
-        <w:rPr>
-          <w:rFonts w:eastAsia="Times New Roman" w:cs="Arial" w:ascii="Times New Roman" w:hAnsi="Times New Roman"/>
-          <w:color w:val="000000"/>
-          <w:sz w:val="28"/>
-          <w:szCs w:val="28"/>
-          <w:shd w:fill="auto" w:val="clear"/>
-        </w:rPr>
-        <w:t xml:space="preserve"> </w:t>
-      </w:r>
-      <w:r>
-        <w:rPr>
-          <w:rFonts w:eastAsia="Times New Roman" w:cs="Arial" w:ascii="Times New Roman" w:hAnsi="Times New Roman"/>
-          <w:color w:val="000000"/>
-          <w:sz w:val="28"/>
-          <w:szCs w:val="28"/>
-          <w:shd w:fill="auto" w:val="clear"/>
-        </w:rPr>
-        <w:t xml:space="preserve">secundaria: dinámicas de escolarización en diferentes grupos sociales. </w:t>
+        <w:t xml:space="preserve">Ziegler, Sandra, &amp; Nobile, Mariana (2012). Personalización y escuela secundaria: dinámicas de escolarización en diferentes grupos sociales. </w:t>
       </w:r>
       <w:r>
         <w:rPr>
@@ -14444,19 +14445,7 @@
           <w:shd w:fill="auto" w:val="clear"/>
           <w:lang w:val="en-US"/>
         </w:rPr>
-        <w:t>Comparative education:</w:t>
-      </w:r>
-      <w:r>
-        <w:rPr>
-          <w:rFonts w:eastAsia="Arial" w:cs="Arial" w:ascii="Times New Roman" w:hAnsi="Times New Roman"/>
-          <w:i/>
-          <w:color w:val="000000"/>
-          <w:sz w:val="28"/>
-          <w:szCs w:val="28"/>
-          <w:shd w:fill="auto" w:val="clear"/>
-          <w:lang w:val="en-US"/>
-        </w:rPr>
-        <w:t xml:space="preserve"> The construction of a field</w:t>
+        <w:t>Comparative education: The construction of a field</w:t>
       </w:r>
       <w:r>
         <w:rPr>
@@ -14702,27 +14691,7 @@
           <w:szCs w:val="28"/>
           <w:shd w:fill="auto" w:val="clear"/>
         </w:rPr>
-        <w:t xml:space="preserve">Palamidessi, </w:t>
-      </w:r>
-      <w:r>
-        <w:rPr>
-          <w:rFonts w:eastAsia="Arial" w:cs="Arial" w:ascii="Times New Roman" w:hAnsi="Times New Roman"/>
-          <w:color w:val="000000"/>
-          <w:sz w:val="28"/>
-          <w:szCs w:val="28"/>
-          <w:shd w:fill="auto" w:val="clear"/>
-        </w:rPr>
-        <w:t xml:space="preserve">Mariano; </w:t>
-      </w:r>
-      <w:r>
-        <w:rPr>
-          <w:rFonts w:eastAsia="Arial" w:cs="Arial" w:ascii="Times New Roman" w:hAnsi="Times New Roman"/>
-          <w:color w:val="000000"/>
-          <w:sz w:val="28"/>
-          <w:szCs w:val="28"/>
-          <w:shd w:fill="auto" w:val="clear"/>
-        </w:rPr>
-        <w:t xml:space="preserve">Gorostiaga, Jorge y Aberbuj, Claudia (2017). La producción de conocimiento orientado a la política en Argentina: un análisis de centros de política, organismos internacionales y centros académicos. </w:t>
+        <w:t xml:space="preserve">Palamidessi, Mariano; Gorostiaga, Jorge y Aberbuj, Claudia (2017). La producción de conocimiento orientado a la política en Argentina: un análisis de centros de política, organismos internacionales y centros académicos. </w:t>
       </w:r>
       <w:r>
         <w:rPr>
@@ -14770,97 +14739,7 @@
           <w:szCs w:val="28"/>
           <w:shd w:fill="auto" w:val="clear"/>
         </w:rPr>
-        <w:t xml:space="preserve">Palamidessi, Mariano; Suasnábar, Claudio y Galarza, Daniel (2007). </w:t>
-      </w:r>
-      <w:r>
-        <w:rPr>
-          <w:rFonts w:eastAsia="Arial" w:cs="Arial" w:ascii="Times New Roman" w:hAnsi="Times New Roman"/>
-          <w:color w:val="000000"/>
-          <w:sz w:val="28"/>
-          <w:szCs w:val="28"/>
-          <w:shd w:fill="auto" w:val="clear"/>
-        </w:rPr>
-        <w:t>Presente y futuro del campo de producción de conocimientos sobre educación en Argentina, e</w:t>
-      </w:r>
-      <w:r>
-        <w:rPr>
-          <w:rFonts w:eastAsia="Arial" w:cs="Arial" w:ascii="Times New Roman" w:hAnsi="Times New Roman"/>
-          <w:color w:val="000000"/>
-          <w:sz w:val="28"/>
-          <w:szCs w:val="28"/>
-          <w:shd w:fill="auto" w:val="clear"/>
-        </w:rPr>
-        <w:t>n</w:t>
-      </w:r>
-      <w:r>
-        <w:rPr>
-          <w:rFonts w:eastAsia="Arial" w:cs="Arial" w:ascii="Times New Roman" w:hAnsi="Times New Roman"/>
-          <w:color w:val="000000"/>
-          <w:sz w:val="28"/>
-          <w:szCs w:val="28"/>
-          <w:shd w:fill="auto" w:val="clear"/>
-        </w:rPr>
-        <w:t xml:space="preserve"> </w:t>
-      </w:r>
-      <w:r>
-        <w:rPr>
-          <w:rFonts w:eastAsia="Arial" w:cs="Arial" w:ascii="Times New Roman" w:hAnsi="Times New Roman"/>
-          <w:color w:val="000000"/>
-          <w:sz w:val="28"/>
-          <w:szCs w:val="28"/>
-          <w:shd w:fill="auto" w:val="clear"/>
-        </w:rPr>
-        <w:t xml:space="preserve">Mariano </w:t>
-      </w:r>
-      <w:r>
-        <w:rPr>
-          <w:rFonts w:eastAsia="Arial" w:cs="Arial" w:ascii="Times New Roman" w:hAnsi="Times New Roman"/>
-          <w:color w:val="000000"/>
-          <w:sz w:val="28"/>
-          <w:szCs w:val="28"/>
-          <w:shd w:fill="auto" w:val="clear"/>
-        </w:rPr>
-        <w:t xml:space="preserve">Palamidessi, </w:t>
-      </w:r>
-      <w:r>
-        <w:rPr>
-          <w:rFonts w:eastAsia="Arial" w:cs="Arial" w:ascii="Times New Roman" w:hAnsi="Times New Roman"/>
-          <w:color w:val="000000"/>
-          <w:sz w:val="28"/>
-          <w:szCs w:val="28"/>
-          <w:shd w:fill="auto" w:val="clear"/>
-        </w:rPr>
-        <w:t xml:space="preserve">Claudio </w:t>
-      </w:r>
-      <w:r>
-        <w:rPr>
-          <w:rFonts w:eastAsia="Arial" w:cs="Arial" w:ascii="Times New Roman" w:hAnsi="Times New Roman"/>
-          <w:color w:val="000000"/>
-          <w:sz w:val="28"/>
-          <w:szCs w:val="28"/>
-          <w:shd w:fill="auto" w:val="clear"/>
-        </w:rPr>
-        <w:t>Suasn</w:t>
-      </w:r>
-      <w:r>
-        <w:rPr>
-          <w:rFonts w:eastAsia="Arial" w:cs="Arial" w:ascii="Times New Roman" w:hAnsi="Times New Roman"/>
-          <w:color w:val="000000"/>
-          <w:sz w:val="28"/>
-          <w:szCs w:val="28"/>
-          <w:shd w:fill="auto" w:val="clear"/>
-        </w:rPr>
-        <w:t>á</w:t>
-      </w:r>
-      <w:r>
-        <w:rPr>
-          <w:rFonts w:eastAsia="Arial" w:cs="Arial" w:ascii="Times New Roman" w:hAnsi="Times New Roman"/>
-          <w:color w:val="000000"/>
-          <w:sz w:val="28"/>
-          <w:szCs w:val="28"/>
-          <w:shd w:fill="auto" w:val="clear"/>
-        </w:rPr>
-        <w:t>bar y Daniel Galarza (comps.),</w:t>
+        <w:t>Palamidessi, Mariano; Suasnábar, Claudio y Galarza, Daniel (2007). Presente y futuro del campo de producción de conocimientos sobre educación en Argentina, en Mariano Palamidessi, Claudio Suasnábar y Daniel Galarza (comps.),</w:t>
       </w:r>
       <w:r>
         <w:rPr>
@@ -15683,27 +15562,7 @@
           <w:szCs w:val="28"/>
           <w:shd w:fill="auto" w:val="clear"/>
         </w:rPr>
-        <w:t>,</w:t>
-      </w:r>
-      <w:r>
-        <w:rPr>
-          <w:rFonts w:eastAsia="Arial" w:cs="Arial" w:ascii="Times New Roman" w:hAnsi="Times New Roman"/>
-          <w:color w:val="000000"/>
-          <w:sz w:val="28"/>
-          <w:szCs w:val="28"/>
-          <w:shd w:fill="auto" w:val="clear"/>
-        </w:rPr>
-        <w:t xml:space="preserve"> Claudio; </w:t>
-      </w:r>
-      <w:r>
-        <w:rPr>
-          <w:rFonts w:eastAsia="Arial" w:cs="Arial" w:ascii="Times New Roman" w:hAnsi="Times New Roman"/>
-          <w:color w:val="000000"/>
-          <w:sz w:val="28"/>
-          <w:szCs w:val="28"/>
-          <w:shd w:fill="auto" w:val="clear"/>
-        </w:rPr>
-        <w:t>Rovelli, Laura &amp; Di Piero, María Emilia (2018). Análisis de política educativa: Teorías, enfoques y tendencias recientes en la Argentina.</w:t>
+        <w:t>, Claudio; Rovelli, Laura &amp; Di Piero, María Emilia (2018). Análisis de política educativa: Teorías, enfoques y tendencias recientes en la Argentina.</w:t>
       </w:r>
     </w:p>
     <w:p>

--- a/referencias.docx
+++ b/referencias.docx
@@ -41,18 +41,7 @@
           <w:shd w:fill="FFFF00" w:val="clear"/>
           <w:lang w:val="en-GB"/>
         </w:rPr>
-        <w:t xml:space="preserve">(2020). One hundred years of educational research in New Zealand: Landmarks and directions. Waikato Journal of Education, 25(1), 7–16.  </w:t>
-      </w:r>
-      <w:r>
-        <w:rPr>
-          <w:rFonts w:eastAsia="Arial" w:cs="Arial" w:ascii="Times New Roman" w:hAnsi="Times New Roman"/>
-          <w:color w:val="000000"/>
-          <w:sz w:val="28"/>
-          <w:szCs w:val="28"/>
-          <w:shd w:fill="FFFF00" w:val="clear"/>
-          <w:lang w:val="en-GB"/>
-        </w:rPr>
-        <w:t xml:space="preserve">DOI: </w:t>
+        <w:t xml:space="preserve">(2020). One hundred years of educational research in New Zealand: Landmarks and directions. Waikato Journal of Education, 25(1), 7–16.  DOI: </w:t>
       </w:r>
       <w:hyperlink r:id="rId2" w:tgtFrame="https://doi.org/10.15663/wje.v25i0.776">
         <w:r>
@@ -301,29 +290,7 @@
           <w:shd w:fill="auto" w:val="clear"/>
           <w:lang w:val="en-GB"/>
         </w:rPr>
-        <w:t>BERA (2023</w:t>
-      </w:r>
-      <w:r>
-        <w:rPr>
-          <w:rFonts w:eastAsia="Arial" w:cs="Arial" w:ascii="Times New Roman" w:hAnsi="Times New Roman"/>
-          <w:color w:val="000000"/>
-          <w:sz w:val="28"/>
-          <w:szCs w:val="28"/>
-          <w:shd w:fill="auto" w:val="clear"/>
-          <w:lang w:val="en-GB"/>
-        </w:rPr>
-        <w:t>a</w:t>
-      </w:r>
-      <w:r>
-        <w:rPr>
-          <w:rFonts w:eastAsia="Arial" w:cs="Arial" w:ascii="Times New Roman" w:hAnsi="Times New Roman"/>
-          <w:color w:val="000000"/>
-          <w:sz w:val="28"/>
-          <w:szCs w:val="28"/>
-          <w:shd w:fill="auto" w:val="clear"/>
-          <w:lang w:val="en-GB"/>
-        </w:rPr>
-        <w:t>) Education: The State of the Discipline. Survey of education researchers A survey of education researchers’ work, experiences and identities.</w:t>
+        <w:t>BERA (2023a) Education: The State of the Discipline. Survey of education researchers A survey of education researchers’ work, experiences and identities.</w:t>
       </w:r>
       <w:r>
         <w:rPr>
@@ -368,29 +335,7 @@
           <w:shd w:fill="auto" w:val="clear"/>
           <w:lang w:val="en-GB"/>
         </w:rPr>
-        <w:t>BERA (2023</w:t>
-      </w:r>
-      <w:r>
-        <w:rPr>
-          <w:rFonts w:eastAsia="Arial" w:cs="Arial" w:ascii="Times New Roman" w:hAnsi="Times New Roman"/>
-          <w:color w:val="000000"/>
-          <w:sz w:val="28"/>
-          <w:szCs w:val="28"/>
-          <w:shd w:fill="auto" w:val="clear"/>
-          <w:lang w:val="en-GB"/>
-        </w:rPr>
-        <w:t>b</w:t>
-      </w:r>
-      <w:r>
-        <w:rPr>
-          <w:rFonts w:eastAsia="Arial" w:cs="Arial" w:ascii="Times New Roman" w:hAnsi="Times New Roman"/>
-          <w:color w:val="000000"/>
-          <w:sz w:val="28"/>
-          <w:szCs w:val="28"/>
-          <w:shd w:fill="auto" w:val="clear"/>
-          <w:lang w:val="en-GB"/>
-        </w:rPr>
-        <w:t xml:space="preserve">) Education: The State of the Discipline. High-impact educational research. </w:t>
+        <w:t xml:space="preserve">BERA (2023b) Education: The State of the Discipline. High-impact educational research. </w:t>
       </w:r>
       <w:hyperlink r:id="rId6" w:tgtFrame="https://www.bera.ac.uk/publication/education-the-state-of-the-discipline-high-impact-educational-research">
         <w:r>
@@ -425,29 +370,7 @@
           <w:shd w:fill="auto" w:val="clear"/>
           <w:lang w:val="en-GB"/>
         </w:rPr>
-        <w:t>BERA (2023</w:t>
-      </w:r>
-      <w:r>
-        <w:rPr>
-          <w:rFonts w:eastAsia="Arial" w:cs="Arial" w:ascii="Times New Roman" w:hAnsi="Times New Roman"/>
-          <w:color w:val="000000"/>
-          <w:sz w:val="28"/>
-          <w:szCs w:val="28"/>
-          <w:shd w:fill="auto" w:val="clear"/>
-          <w:lang w:val="en-GB"/>
-        </w:rPr>
-        <w:t>c</w:t>
-      </w:r>
-      <w:r>
-        <w:rPr>
-          <w:rFonts w:eastAsia="Arial" w:cs="Arial" w:ascii="Times New Roman" w:hAnsi="Times New Roman"/>
-          <w:color w:val="000000"/>
-          <w:sz w:val="28"/>
-          <w:szCs w:val="28"/>
-          <w:shd w:fill="auto" w:val="clear"/>
-          <w:lang w:val="en-GB"/>
-        </w:rPr>
-        <w:t xml:space="preserve">) Education: The State of the Discipline. The progress of Education An analysis of data from the Research Excellence Framework. </w:t>
+        <w:t xml:space="preserve">BERA (2023c) Education: The State of the Discipline. The progress of Education An analysis of data from the Research Excellence Framework. </w:t>
       </w:r>
       <w:hyperlink r:id="rId7" w:tgtFrame="https://www.bera.ac.uk/publication/education-the-state-of-the-discipline-progress-of-education">
         <w:r>
@@ -14524,9 +14447,8 @@
         <w:ind w:hanging="0" w:left="0"/>
         <w:jc w:val="left"/>
         <w:rPr>
-          <w:color w:val="auto"/>
           <w:highlight w:val="none"/>
-          <w:shd w:fill="auto" w:val="clear"/>
+          <w:shd w:fill="FFFF00" w:val="clear"/>
         </w:rPr>
       </w:pPr>
       <w:r>
@@ -14535,7 +14457,7 @@
           <w:color w:val="000000"/>
           <w:sz w:val="28"/>
           <w:szCs w:val="28"/>
-          <w:shd w:fill="auto" w:val="clear"/>
+          <w:shd w:fill="FFFF00" w:val="clear"/>
         </w:rPr>
         <w:t>Ministerio de Ciencia, Tecnología e Innovación (2023). Indicadores de Ciencia y Tecnología. Argentina 2021. Dirección Nacional de Información Científica, Ministerio de Ciencia, Tecnología e Innovación. https://www.argentina.gob.ar/sites/default/files/2018/05/indicadores_2021-web.pdf</w:t>
       </w:r>
@@ -14814,9 +14736,8 @@
         <w:ind w:hanging="0" w:left="0"/>
         <w:jc w:val="left"/>
         <w:rPr>
-          <w:color w:val="auto"/>
           <w:highlight w:val="none"/>
-          <w:shd w:fill="auto" w:val="clear"/>
+          <w:shd w:fill="FFFF00" w:val="clear"/>
         </w:rPr>
       </w:pPr>
       <w:r>
@@ -14825,7 +14746,7 @@
           <w:color w:val="000000"/>
           <w:sz w:val="28"/>
           <w:szCs w:val="28"/>
-          <w:shd w:fill="auto" w:val="clear"/>
+          <w:shd w:fill="FFFF00" w:val="clear"/>
         </w:rPr>
         <w:t xml:space="preserve">Paviglianiti, Norma (1996). Aproximaciones al desarrollo histórico de la política educacional. </w:t>
       </w:r>
@@ -14836,7 +14757,7 @@
           <w:color w:val="000000"/>
           <w:sz w:val="28"/>
           <w:szCs w:val="28"/>
-          <w:shd w:fill="auto" w:val="clear"/>
+          <w:shd w:fill="FFFF00" w:val="clear"/>
           <w:lang w:val="en-US"/>
         </w:rPr>
         <w:t>Praxis Educativa</w:t>
@@ -14847,7 +14768,7 @@
           <w:color w:val="000000"/>
           <w:sz w:val="28"/>
           <w:szCs w:val="28"/>
-          <w:shd w:fill="auto" w:val="clear"/>
+          <w:shd w:fill="FFFF00" w:val="clear"/>
           <w:lang w:val="en-US"/>
         </w:rPr>
         <w:t>, 2 (2), 3-8.</w:t>
@@ -14860,9 +14781,8 @@
         <w:ind w:hanging="0" w:left="0"/>
         <w:jc w:val="left"/>
         <w:rPr>
-          <w:color w:val="auto"/>
           <w:highlight w:val="none"/>
-          <w:shd w:fill="auto" w:val="clear"/>
+          <w:shd w:fill="FFFF00" w:val="clear"/>
         </w:rPr>
       </w:pPr>
       <w:r>
@@ -14871,7 +14791,7 @@
           <w:color w:val="000000"/>
           <w:sz w:val="28"/>
           <w:szCs w:val="28"/>
-          <w:shd w:fill="auto" w:val="clear"/>
+          <w:shd w:fill="FFFF00" w:val="clear"/>
           <w:lang w:val="es-AR"/>
         </w:rPr>
         <w:t xml:space="preserve">Rust, Val; Soumaré, Aminata; Pescador, Octavio; &amp; Shibuya, Megumi (1999). </w:t>
@@ -14882,7 +14802,7 @@
           <w:color w:val="000000"/>
           <w:sz w:val="28"/>
           <w:szCs w:val="28"/>
-          <w:shd w:fill="auto" w:val="clear"/>
+          <w:shd w:fill="FFFF00" w:val="clear"/>
           <w:lang w:val="en-US"/>
         </w:rPr>
         <w:t>Research strategies in comparative education. </w:t>
@@ -14894,7 +14814,7 @@
           <w:color w:val="000000"/>
           <w:sz w:val="28"/>
           <w:szCs w:val="28"/>
-          <w:shd w:fill="auto" w:val="clear"/>
+          <w:shd w:fill="FFFF00" w:val="clear"/>
         </w:rPr>
         <w:t>Comparative Education Review</w:t>
       </w:r>
@@ -14904,7 +14824,7 @@
           <w:color w:val="000000"/>
           <w:sz w:val="28"/>
           <w:szCs w:val="28"/>
-          <w:shd w:fill="auto" w:val="clear"/>
+          <w:shd w:fill="FFFF00" w:val="clear"/>
         </w:rPr>
         <w:t>, </w:t>
       </w:r>
@@ -14915,7 +14835,7 @@
           <w:color w:val="000000"/>
           <w:sz w:val="28"/>
           <w:szCs w:val="28"/>
-          <w:shd w:fill="auto" w:val="clear"/>
+          <w:shd w:fill="FFFF00" w:val="clear"/>
         </w:rPr>
         <w:t>43</w:t>
       </w:r>
@@ -14925,7 +14845,7 @@
           <w:color w:val="000000"/>
           <w:sz w:val="28"/>
           <w:szCs w:val="28"/>
-          <w:shd w:fill="auto" w:val="clear"/>
+          <w:shd w:fill="FFFF00" w:val="clear"/>
         </w:rPr>
         <w:t>(1), 86-109.</w:t>
       </w:r>
